--- a/Project Proposal.docx
+++ b/Project Proposal.docx
@@ -107,7 +107,7 @@
           <w:rFonts w:ascii="Arial" w:eastAsia="Arial" w:hAnsi="Arial" w:cs="Arial"/>
           <w:color w:val="000000"/>
         </w:rPr>
-        <w:t>Pathfinder: A RAG-based Academic Advisor for Course Planning</w:t>
+        <w:t>Pathfinder: A RAG-based Academic Advisor</w:t>
       </w:r>
       <w:r>
         <w:rPr>
